--- a/Trạm Dự Án - Hướng dẫn sử dụng theo bộ phận (song ngữ).docx
+++ b/Trạm Dự Án - Hướng dẫn sử dụng theo bộ phận (song ngữ).docx
@@ -89,7 +89,7 @@
           <w:sz w:val="20"/>
           <w:szCs w:val="20"/>
         </w:rPr>
-        <w:t xml:space="preserve">Phiên bản / Version 3.5.0</w:t>
+        <w:t xml:space="preserve">Phiên bản / Version 3.12</w:t>
       </w:r>
     </w:p>
     <w:p>
@@ -4051,6 +4051,1699 @@
         </w:tc>
       </w:tr>
     </w:tbl>
+    <w:p>
+      <w:pPr>
+        <w:pStyle w:val="Heading1"/>
+      </w:pPr>
+      <w:r>
+        <w:rPr>
+          <w:b/>
+          <w:bCs/>
+          <w:color w:val="EA580C"/>
+          <w:sz w:val="30"/>
+          <w:szCs w:val="30"/>
+        </w:rPr>
+        <w:t xml:space="preserve">5. Sơ đồ Gantt &amp; đường găng   5. Gantt chart &amp; critical path</w:t>
+      </w:r>
+    </w:p>
+    <w:tbl>
+      <w:tblPr>
+        <w:tblW w:type="dxa" w:w="9360"/>
+        <w:tblBorders>
+          <w:top w:val="single" w:color="E2E8F0" w:sz="4"/>
+          <w:left w:val="single" w:color="E2E8F0" w:sz="4"/>
+          <w:bottom w:val="single" w:color="E2E8F0" w:sz="4"/>
+          <w:right w:val="single" w:color="E2E8F0" w:sz="4"/>
+          <w:insideH w:val="single" w:color="E2E8F0" w:sz="4"/>
+          <w:insideV w:val="single" w:color="E2E8F0" w:sz="4"/>
+        </w:tblBorders>
+      </w:tblPr>
+      <w:tblGrid>
+        <w:gridCol w:w="4680"/>
+        <w:gridCol w:w="4680"/>
+      </w:tblGrid>
+      <w:tr>
+        <w:trPr>
+          <w:tblHeader/>
+        </w:trPr>
+        <w:tc>
+          <w:tcPr>
+            <w:tcW w:type="dxa" w:w="4680"/>
+            <w:shd w:fill="FFF7ED" w:color="auto" w:val="clear"/>
+            <w:tcMar>
+              <w:top w:type="dxa" w:w="60"/>
+              <w:left w:type="dxa" w:w="120"/>
+              <w:bottom w:type="dxa" w:w="60"/>
+              <w:right w:type="dxa" w:w="120"/>
+            </w:tcMar>
+          </w:tcPr>
+          <w:p>
+            <w:r>
+              <w:rPr>
+                <w:b/>
+                <w:bCs/>
+                <w:i w:val="false"/>
+                <w:iCs w:val="false"/>
+                <w:color w:val="EA580C"/>
+                <w:sz w:val="20"/>
+                <w:szCs w:val="20"/>
+              </w:rPr>
+              <w:t xml:space="preserve">Tiếng Việt</w:t>
+            </w:r>
+          </w:p>
+        </w:tc>
+        <w:tc>
+          <w:tcPr>
+            <w:tcW w:type="dxa" w:w="4680"/>
+            <w:shd w:fill="FFF7ED" w:color="auto" w:val="clear"/>
+            <w:tcMar>
+              <w:top w:type="dxa" w:w="60"/>
+              <w:left w:type="dxa" w:w="120"/>
+              <w:bottom w:type="dxa" w:w="60"/>
+              <w:right w:type="dxa" w:w="120"/>
+            </w:tcMar>
+          </w:tcPr>
+          <w:p>
+            <w:r>
+              <w:rPr>
+                <w:b/>
+                <w:bCs/>
+                <w:i w:val="false"/>
+                <w:iCs w:val="false"/>
+                <w:color w:val="EA580C"/>
+                <w:sz w:val="20"/>
+                <w:szCs w:val="20"/>
+              </w:rPr>
+              <w:t xml:space="preserve">English</w:t>
+            </w:r>
+          </w:p>
+        </w:tc>
+      </w:tr>
+      <w:tr>
+        <w:tc>
+          <w:tcPr>
+            <w:tcW w:type="dxa" w:w="4680"/>
+            <w:tcMar>
+              <w:top w:type="dxa" w:w="60"/>
+              <w:left w:type="dxa" w:w="120"/>
+              <w:bottom w:type="dxa" w:w="60"/>
+              <w:right w:type="dxa" w:w="120"/>
+            </w:tcMar>
+          </w:tcPr>
+          <w:p>
+            <w:r>
+              <w:rPr>
+                <w:b w:val="false"/>
+                <w:bCs w:val="false"/>
+                <w:i w:val="false"/>
+                <w:iCs w:val="false"/>
+                <w:color w:val="1E293B"/>
+                <w:sz w:val="20"/>
+                <w:szCs w:val="20"/>
+              </w:rPr>
+              <w:t xml:space="preserve">Dòng thời gian nay là sơ đồ Gantt: kéo giữa thanh để dời lịch, kéo MÉP trái/phải để đổi ngày bắt đầu / hạn chót.</w:t>
+            </w:r>
+          </w:p>
+        </w:tc>
+        <w:tc>
+          <w:tcPr>
+            <w:tcW w:type="dxa" w:w="4680"/>
+            <w:tcMar>
+              <w:top w:type="dxa" w:w="60"/>
+              <w:left w:type="dxa" w:w="120"/>
+              <w:bottom w:type="dxa" w:w="60"/>
+              <w:right w:type="dxa" w:w="120"/>
+            </w:tcMar>
+          </w:tcPr>
+          <w:p>
+            <w:r>
+              <w:rPr>
+                <w:b w:val="false"/>
+                <w:bCs w:val="false"/>
+                <w:i/>
+                <w:iCs/>
+                <w:color w:val="64748B"/>
+                <w:sz w:val="20"/>
+                <w:szCs w:val="20"/>
+              </w:rPr>
+              <w:t xml:space="preserve">Timeline is now a Gantt chart: drag the middle of a bar to reschedule, drag its LEFT/RIGHT edge to change start / due date.</w:t>
+            </w:r>
+          </w:p>
+        </w:tc>
+      </w:tr>
+      <w:tr>
+        <w:tc>
+          <w:tcPr>
+            <w:tcW w:type="dxa" w:w="4680"/>
+            <w:tcMar>
+              <w:top w:type="dxa" w:w="60"/>
+              <w:left w:type="dxa" w:w="120"/>
+              <w:bottom w:type="dxa" w:w="60"/>
+              <w:right w:type="dxa" w:w="120"/>
+            </w:tcMar>
+          </w:tcPr>
+          <w:p>
+            <w:r>
+              <w:rPr>
+                <w:b w:val="false"/>
+                <w:bCs w:val="false"/>
+                <w:i w:val="false"/>
+                <w:iCs w:val="false"/>
+                <w:color w:val="1E293B"/>
+                <w:sz w:val="20"/>
+                <w:szCs w:val="20"/>
+              </w:rPr>
+              <w:t xml:space="preserve">Việc màu ĐỎ kèm nhãn 'Găng' nằm trên ĐƯỜNG GĂNG: trễ ngày nào thì cả dự án trễ ngày đó.</w:t>
+            </w:r>
+          </w:p>
+        </w:tc>
+        <w:tc>
+          <w:tcPr>
+            <w:tcW w:type="dxa" w:w="4680"/>
+            <w:tcMar>
+              <w:top w:type="dxa" w:w="60"/>
+              <w:left w:type="dxa" w:w="120"/>
+              <w:bottom w:type="dxa" w:w="60"/>
+              <w:right w:type="dxa" w:w="120"/>
+            </w:tcMar>
+          </w:tcPr>
+          <w:p>
+            <w:r>
+              <w:rPr>
+                <w:b w:val="false"/>
+                <w:bCs w:val="false"/>
+                <w:i/>
+                <w:iCs/>
+                <w:color w:val="64748B"/>
+                <w:sz w:val="20"/>
+                <w:szCs w:val="20"/>
+              </w:rPr>
+              <w:t xml:space="preserve">RED bars labelled 'Critical' are on the CRITICAL PATH: any delay there delays the whole project.</w:t>
+            </w:r>
+          </w:p>
+        </w:tc>
+      </w:tr>
+      <w:tr>
+        <w:tc>
+          <w:tcPr>
+            <w:tcW w:type="dxa" w:w="4680"/>
+            <w:tcMar>
+              <w:top w:type="dxa" w:w="60"/>
+              <w:left w:type="dxa" w:w="120"/>
+              <w:bottom w:type="dxa" w:w="60"/>
+              <w:right w:type="dxa" w:w="120"/>
+            </w:tcMar>
+          </w:tcPr>
+          <w:p>
+            <w:r>
+              <w:rPr>
+                <w:b w:val="false"/>
+                <w:bCs w:val="false"/>
+                <w:i w:val="false"/>
+                <w:iCs w:val="false"/>
+                <w:color w:val="1E293B"/>
+                <w:sz w:val="20"/>
+                <w:szCs w:val="20"/>
+              </w:rPr>
+              <w:t xml:space="preserve">Việc màu cam: rê chuột để xem số ngày dự trữ (được phép xê dịch mà không ảnh hưởng dự án).</w:t>
+            </w:r>
+          </w:p>
+        </w:tc>
+        <w:tc>
+          <w:tcPr>
+            <w:tcW w:type="dxa" w:w="4680"/>
+            <w:tcMar>
+              <w:top w:type="dxa" w:w="60"/>
+              <w:left w:type="dxa" w:w="120"/>
+              <w:bottom w:type="dxa" w:w="60"/>
+              <w:right w:type="dxa" w:w="120"/>
+            </w:tcMar>
+          </w:tcPr>
+          <w:p>
+            <w:r>
+              <w:rPr>
+                <w:b w:val="false"/>
+                <w:bCs w:val="false"/>
+                <w:i/>
+                <w:iCs/>
+                <w:color w:val="64748B"/>
+                <w:sz w:val="20"/>
+                <w:szCs w:val="20"/>
+              </w:rPr>
+              <w:t xml:space="preserve">Orange bars: hover to see the slack (days it may shift without affecting the project).</w:t>
+            </w:r>
+          </w:p>
+        </w:tc>
+      </w:tr>
+      <w:tr>
+        <w:tc>
+          <w:tcPr>
+            <w:tcW w:type="dxa" w:w="4680"/>
+            <w:tcMar>
+              <w:top w:type="dxa" w:w="60"/>
+              <w:left w:type="dxa" w:w="120"/>
+              <w:bottom w:type="dxa" w:w="60"/>
+              <w:right w:type="dxa" w:w="120"/>
+            </w:tcMar>
+          </w:tcPr>
+          <w:p>
+            <w:r>
+              <w:rPr>
+                <w:b w:val="false"/>
+                <w:bCs w:val="false"/>
+                <w:i w:val="false"/>
+                <w:iCs w:val="false"/>
+                <w:color w:val="1E293B"/>
+                <w:sz w:val="20"/>
+                <w:szCs w:val="20"/>
+              </w:rPr>
+              <w:t xml:space="preserve">Phần mềm tự cảnh báo khi xếp lịch sai (việc bắt đầu trước khi việc nó phụ thuộc xong) và khi phụ thuộc lòng vòng.</w:t>
+            </w:r>
+          </w:p>
+        </w:tc>
+        <w:tc>
+          <w:tcPr>
+            <w:tcW w:type="dxa" w:w="4680"/>
+            <w:tcMar>
+              <w:top w:type="dxa" w:w="60"/>
+              <w:left w:type="dxa" w:w="120"/>
+              <w:bottom w:type="dxa" w:w="60"/>
+              <w:right w:type="dxa" w:w="120"/>
+            </w:tcMar>
+          </w:tcPr>
+          <w:p>
+            <w:r>
+              <w:rPr>
+                <w:b w:val="false"/>
+                <w:bCs w:val="false"/>
+                <w:i/>
+                <w:iCs/>
+                <w:color w:val="64748B"/>
+                <w:sz w:val="20"/>
+                <w:szCs w:val="20"/>
+              </w:rPr>
+              <w:t xml:space="preserve">The app warns on invalid scheduling (a task starting before its dependency ends) and on circular dependencies.</w:t>
+            </w:r>
+          </w:p>
+        </w:tc>
+      </w:tr>
+      <w:tr>
+        <w:tc>
+          <w:tcPr>
+            <w:tcW w:type="dxa" w:w="4680"/>
+            <w:tcMar>
+              <w:top w:type="dxa" w:w="60"/>
+              <w:left w:type="dxa" w:w="120"/>
+              <w:bottom w:type="dxa" w:w="60"/>
+              <w:right w:type="dxa" w:w="120"/>
+            </w:tcMar>
+          </w:tcPr>
+          <w:p>
+            <w:r>
+              <w:rPr>
+                <w:b w:val="false"/>
+                <w:bCs w:val="false"/>
+                <w:i w:val="false"/>
+                <w:iCs w:val="false"/>
+                <w:color w:val="1E293B"/>
+                <w:sz w:val="20"/>
+                <w:szCs w:val="20"/>
+              </w:rPr>
+              <w:t xml:space="preserve">KẾ HOẠCH GỐC: Chủ sở hữu/Lãnh đạo bấm 'Lưu kế hoạch gốc' để chốt lịch. Sau đó mỗi việc hiện thanh xám (lịch gốc) và nhãn đỏ '+X ngày' khi trễ so với kế hoạch.</w:t>
+            </w:r>
+          </w:p>
+        </w:tc>
+        <w:tc>
+          <w:tcPr>
+            <w:tcW w:type="dxa" w:w="4680"/>
+            <w:tcMar>
+              <w:top w:type="dxa" w:w="60"/>
+              <w:left w:type="dxa" w:w="120"/>
+              <w:bottom w:type="dxa" w:w="60"/>
+              <w:right w:type="dxa" w:w="120"/>
+            </w:tcMar>
+          </w:tcPr>
+          <w:p>
+            <w:r>
+              <w:rPr>
+                <w:b w:val="false"/>
+                <w:bCs w:val="false"/>
+                <w:i/>
+                <w:iCs/>
+                <w:color w:val="64748B"/>
+                <w:sz w:val="20"/>
+                <w:szCs w:val="20"/>
+              </w:rPr>
+              <w:t xml:space="preserve">BASELINE: Owner/Leader clicks 'Save baseline' to freeze the schedule. Each task then shows a grey bar (baseline) and a red '+X days' label when late.</w:t>
+            </w:r>
+          </w:p>
+        </w:tc>
+      </w:tr>
+      <w:tr>
+        <w:tc>
+          <w:tcPr>
+            <w:tcW w:type="dxa" w:w="4680"/>
+            <w:tcMar>
+              <w:top w:type="dxa" w:w="60"/>
+              <w:left w:type="dxa" w:w="120"/>
+              <w:bottom w:type="dxa" w:w="60"/>
+              <w:right w:type="dxa" w:w="120"/>
+            </w:tcMar>
+          </w:tcPr>
+          <w:p>
+            <w:r>
+              <w:rPr>
+                <w:b w:val="false"/>
+                <w:bCs w:val="false"/>
+                <w:i w:val="false"/>
+                <w:iCs w:val="false"/>
+                <w:color w:val="1E293B"/>
+                <w:sz w:val="20"/>
+                <w:szCs w:val="20"/>
+              </w:rPr>
+              <w:t xml:space="preserve">Vạch xanh 'Hôm nay' giúp nhìn ngay dự án đang nhanh hay chậm.</w:t>
+            </w:r>
+          </w:p>
+        </w:tc>
+        <w:tc>
+          <w:tcPr>
+            <w:tcW w:type="dxa" w:w="4680"/>
+            <w:tcMar>
+              <w:top w:type="dxa" w:w="60"/>
+              <w:left w:type="dxa" w:w="120"/>
+              <w:bottom w:type="dxa" w:w="60"/>
+              <w:right w:type="dxa" w:w="120"/>
+            </w:tcMar>
+          </w:tcPr>
+          <w:p>
+            <w:r>
+              <w:rPr>
+                <w:b w:val="false"/>
+                <w:bCs w:val="false"/>
+                <w:i/>
+                <w:iCs/>
+                <w:color w:val="64748B"/>
+                <w:sz w:val="20"/>
+                <w:szCs w:val="20"/>
+              </w:rPr>
+              <w:t xml:space="preserve">The blue 'Today' line shows at a glance whether the project is ahead or behind.</w:t>
+            </w:r>
+          </w:p>
+        </w:tc>
+      </w:tr>
+    </w:tbl>
+    <w:p>
+      <w:r>
+        <w:rPr>
+          <w:sz w:val="12"/>
+        </w:rPr>
+        <w:t xml:space="preserve"> </w:t>
+      </w:r>
+    </w:p>
+    <w:p>
+      <w:pPr>
+        <w:pStyle w:val="Heading1"/>
+      </w:pPr>
+      <w:r>
+        <w:rPr>
+          <w:b/>
+          <w:bCs/>
+          <w:color w:val="EA580C"/>
+          <w:sz w:val="30"/>
+          <w:szCs w:val="30"/>
+        </w:rPr>
+        <w:t xml:space="preserve">6. BOQ – Khối lượng – Chi phí   6. BOQ – Quantities – Cost</w:t>
+      </w:r>
+    </w:p>
+    <w:tbl>
+      <w:tblPr>
+        <w:tblW w:type="dxa" w:w="9360"/>
+        <w:tblBorders>
+          <w:top w:val="single" w:color="E2E8F0" w:sz="4"/>
+          <w:left w:val="single" w:color="E2E8F0" w:sz="4"/>
+          <w:bottom w:val="single" w:color="E2E8F0" w:sz="4"/>
+          <w:right w:val="single" w:color="E2E8F0" w:sz="4"/>
+          <w:insideH w:val="single" w:color="E2E8F0" w:sz="4"/>
+          <w:insideV w:val="single" w:color="E2E8F0" w:sz="4"/>
+        </w:tblBorders>
+      </w:tblPr>
+      <w:tblGrid>
+        <w:gridCol w:w="4680"/>
+        <w:gridCol w:w="4680"/>
+      </w:tblGrid>
+      <w:tr>
+        <w:trPr>
+          <w:tblHeader/>
+        </w:trPr>
+        <w:tc>
+          <w:tcPr>
+            <w:tcW w:type="dxa" w:w="4680"/>
+            <w:shd w:fill="FFF7ED" w:color="auto" w:val="clear"/>
+            <w:tcMar>
+              <w:top w:type="dxa" w:w="60"/>
+              <w:left w:type="dxa" w:w="120"/>
+              <w:bottom w:type="dxa" w:w="60"/>
+              <w:right w:type="dxa" w:w="120"/>
+            </w:tcMar>
+          </w:tcPr>
+          <w:p>
+            <w:r>
+              <w:rPr>
+                <w:b/>
+                <w:bCs/>
+                <w:i w:val="false"/>
+                <w:iCs w:val="false"/>
+                <w:color w:val="EA580C"/>
+                <w:sz w:val="20"/>
+                <w:szCs w:val="20"/>
+              </w:rPr>
+              <w:t xml:space="preserve">Tiếng Việt</w:t>
+            </w:r>
+          </w:p>
+        </w:tc>
+        <w:tc>
+          <w:tcPr>
+            <w:tcW w:type="dxa" w:w="4680"/>
+            <w:shd w:fill="FFF7ED" w:color="auto" w:val="clear"/>
+            <w:tcMar>
+              <w:top w:type="dxa" w:w="60"/>
+              <w:left w:type="dxa" w:w="120"/>
+              <w:bottom w:type="dxa" w:w="60"/>
+              <w:right w:type="dxa" w:w="120"/>
+            </w:tcMar>
+          </w:tcPr>
+          <w:p>
+            <w:r>
+              <w:rPr>
+                <w:b/>
+                <w:bCs/>
+                <w:i w:val="false"/>
+                <w:iCs w:val="false"/>
+                <w:color w:val="EA580C"/>
+                <w:sz w:val="20"/>
+                <w:szCs w:val="20"/>
+              </w:rPr>
+              <w:t xml:space="preserve">English</w:t>
+            </w:r>
+          </w:p>
+        </w:tc>
+      </w:tr>
+      <w:tr>
+        <w:tc>
+          <w:tcPr>
+            <w:tcW w:type="dxa" w:w="4680"/>
+            <w:tcMar>
+              <w:top w:type="dxa" w:w="60"/>
+              <w:left w:type="dxa" w:w="120"/>
+              <w:bottom w:type="dxa" w:w="60"/>
+              <w:right w:type="dxa" w:w="120"/>
+            </w:tcMar>
+          </w:tcPr>
+          <w:p>
+            <w:r>
+              <w:rPr>
+                <w:b w:val="false"/>
+                <w:bCs w:val="false"/>
+                <w:i w:val="false"/>
+                <w:iCs w:val="false"/>
+                <w:color w:val="1E293B"/>
+                <w:sz w:val="20"/>
+                <w:szCs w:val="20"/>
+              </w:rPr>
+              <w:t xml:space="preserve">Vào Chi phí → thẻ 'BOQ &amp; Khối lượng'. Chỉ người có quyền xem tài chính mới thấy.</w:t>
+            </w:r>
+          </w:p>
+        </w:tc>
+        <w:tc>
+          <w:tcPr>
+            <w:tcW w:type="dxa" w:w="4680"/>
+            <w:tcMar>
+              <w:top w:type="dxa" w:w="60"/>
+              <w:left w:type="dxa" w:w="120"/>
+              <w:bottom w:type="dxa" w:w="60"/>
+              <w:right w:type="dxa" w:w="120"/>
+            </w:tcMar>
+          </w:tcPr>
+          <w:p>
+            <w:r>
+              <w:rPr>
+                <w:b w:val="false"/>
+                <w:bCs w:val="false"/>
+                <w:i/>
+                <w:iCs/>
+                <w:color w:val="64748B"/>
+                <w:sz w:val="20"/>
+                <w:szCs w:val="20"/>
+              </w:rPr>
+              <w:t xml:space="preserve">Go to Finance → 'BOQ &amp; Quantities' tab. Only users with finance permission can see it.</w:t>
+            </w:r>
+          </w:p>
+        </w:tc>
+      </w:tr>
+      <w:tr>
+        <w:tc>
+          <w:tcPr>
+            <w:tcW w:type="dxa" w:w="4680"/>
+            <w:tcMar>
+              <w:top w:type="dxa" w:w="60"/>
+              <w:left w:type="dxa" w:w="120"/>
+              <w:bottom w:type="dxa" w:w="60"/>
+              <w:right w:type="dxa" w:w="120"/>
+            </w:tcMar>
+          </w:tcPr>
+          <w:p>
+            <w:r>
+              <w:rPr>
+                <w:b w:val="false"/>
+                <w:bCs w:val="false"/>
+                <w:i w:val="false"/>
+                <w:iCs w:val="false"/>
+                <w:color w:val="1E293B"/>
+                <w:sz w:val="20"/>
+                <w:szCs w:val="20"/>
+              </w:rPr>
+              <w:t xml:space="preserve">Nhập bảng khối lượng hợp đồng: dán thẳng 5 cột từ Excel (Mã, Tên công tác, ĐVT, Khối lượng, Đơn giá) hoặc thêm từng dòng.</w:t>
+            </w:r>
+          </w:p>
+        </w:tc>
+        <w:tc>
+          <w:tcPr>
+            <w:tcW w:type="dxa" w:w="4680"/>
+            <w:tcMar>
+              <w:top w:type="dxa" w:w="60"/>
+              <w:left w:type="dxa" w:w="120"/>
+              <w:bottom w:type="dxa" w:w="60"/>
+              <w:right w:type="dxa" w:w="120"/>
+            </w:tcMar>
+          </w:tcPr>
+          <w:p>
+            <w:r>
+              <w:rPr>
+                <w:b w:val="false"/>
+                <w:bCs w:val="false"/>
+                <w:i/>
+                <w:iCs/>
+                <w:color w:val="64748B"/>
+                <w:sz w:val="20"/>
+                <w:szCs w:val="20"/>
+              </w:rPr>
+              <w:t xml:space="preserve">Enter the contract bill of quantities: paste 5 columns straight from Excel (Code, Work item, Unit, Quantity, Unit price) or add rows one by one.</w:t>
+            </w:r>
+          </w:p>
+        </w:tc>
+      </w:tr>
+      <w:tr>
+        <w:tc>
+          <w:tcPr>
+            <w:tcW w:type="dxa" w:w="4680"/>
+            <w:tcMar>
+              <w:top w:type="dxa" w:w="60"/>
+              <w:left w:type="dxa" w:w="120"/>
+              <w:bottom w:type="dxa" w:w="60"/>
+              <w:right w:type="dxa" w:w="120"/>
+            </w:tcMar>
+          </w:tcPr>
+          <w:p>
+            <w:r>
+              <w:rPr>
+                <w:b w:val="false"/>
+                <w:bCs w:val="false"/>
+                <w:i w:val="false"/>
+                <w:iCs w:val="false"/>
+                <w:color w:val="1E293B"/>
+                <w:sz w:val="20"/>
+                <w:szCs w:val="20"/>
+              </w:rPr>
+              <w:t xml:space="preserve">Khối lượng nghiệm thu nhập theo TỪNG KỲ. Lũy kế tự tính, nên sửa kỳ cũ thì các kỳ sau tự đúng.</w:t>
+            </w:r>
+          </w:p>
+        </w:tc>
+        <w:tc>
+          <w:tcPr>
+            <w:tcW w:type="dxa" w:w="4680"/>
+            <w:tcMar>
+              <w:top w:type="dxa" w:w="60"/>
+              <w:left w:type="dxa" w:w="120"/>
+              <w:bottom w:type="dxa" w:w="60"/>
+              <w:right w:type="dxa" w:w="120"/>
+            </w:tcMar>
+          </w:tcPr>
+          <w:p>
+            <w:r>
+              <w:rPr>
+                <w:b w:val="false"/>
+                <w:bCs w:val="false"/>
+                <w:i/>
+                <w:iCs/>
+                <w:color w:val="64748B"/>
+                <w:sz w:val="20"/>
+                <w:szCs w:val="20"/>
+              </w:rPr>
+              <w:t xml:space="preserve">Executed quantities are entered PER PERIOD. Cumulative figures are computed, so fixing an old period automatically corrects later ones.</w:t>
+            </w:r>
+          </w:p>
+        </w:tc>
+      </w:tr>
+      <w:tr>
+        <w:tc>
+          <w:tcPr>
+            <w:tcW w:type="dxa" w:w="4680"/>
+            <w:tcMar>
+              <w:top w:type="dxa" w:w="60"/>
+              <w:left w:type="dxa" w:w="120"/>
+              <w:bottom w:type="dxa" w:w="60"/>
+              <w:right w:type="dxa" w:w="120"/>
+            </w:tcMar>
+          </w:tcPr>
+          <w:p>
+            <w:r>
+              <w:rPr>
+                <w:b w:val="false"/>
+                <w:bCs w:val="false"/>
+                <w:i w:val="false"/>
+                <w:iCs w:val="false"/>
+                <w:color w:val="1E293B"/>
+                <w:sz w:val="20"/>
+                <w:szCs w:val="20"/>
+              </w:rPr>
+              <w:t xml:space="preserve">Gắn hạng mục BOQ với công việc của dự án, rồi bấm nút gợi ý để tự điền khối lượng kỳ theo % tiến độ ngoài công trường.</w:t>
+            </w:r>
+          </w:p>
+        </w:tc>
+        <w:tc>
+          <w:tcPr>
+            <w:tcW w:type="dxa" w:w="4680"/>
+            <w:tcMar>
+              <w:top w:type="dxa" w:w="60"/>
+              <w:left w:type="dxa" w:w="120"/>
+              <w:bottom w:type="dxa" w:w="60"/>
+              <w:right w:type="dxa" w:w="120"/>
+            </w:tcMar>
+          </w:tcPr>
+          <w:p>
+            <w:r>
+              <w:rPr>
+                <w:b w:val="false"/>
+                <w:bCs w:val="false"/>
+                <w:i/>
+                <w:iCs/>
+                <w:color w:val="64748B"/>
+                <w:sz w:val="20"/>
+                <w:szCs w:val="20"/>
+              </w:rPr>
+              <w:t xml:space="preserve">Link a BOQ item to project tasks, then click the suggest button to fill the period quantity from the tasks' on-site progress.</w:t>
+            </w:r>
+          </w:p>
+        </w:tc>
+      </w:tr>
+      <w:tr>
+        <w:tc>
+          <w:tcPr>
+            <w:tcW w:type="dxa" w:w="4680"/>
+            <w:tcMar>
+              <w:top w:type="dxa" w:w="60"/>
+              <w:left w:type="dxa" w:w="120"/>
+              <w:bottom w:type="dxa" w:w="60"/>
+              <w:right w:type="dxa" w:w="120"/>
+            </w:tcMar>
+          </w:tcPr>
+          <w:p>
+            <w:r>
+              <w:rPr>
+                <w:b w:val="false"/>
+                <w:bCs w:val="false"/>
+                <w:i w:val="false"/>
+                <w:iCs w:val="false"/>
+                <w:color w:val="1E293B"/>
+                <w:sz w:val="20"/>
+                <w:szCs w:val="20"/>
+              </w:rPr>
+              <w:t xml:space="preserve">Bấm 'Xuất CSV kỳ này' để có bảng nghiệm thu khối lượng (mở bằng Excel) nộp chủ đầu tư.</w:t>
+            </w:r>
+          </w:p>
+        </w:tc>
+        <w:tc>
+          <w:tcPr>
+            <w:tcW w:type="dxa" w:w="4680"/>
+            <w:tcMar>
+              <w:top w:type="dxa" w:w="60"/>
+              <w:left w:type="dxa" w:w="120"/>
+              <w:bottom w:type="dxa" w:w="60"/>
+              <w:right w:type="dxa" w:w="120"/>
+            </w:tcMar>
+          </w:tcPr>
+          <w:p>
+            <w:r>
+              <w:rPr>
+                <w:b w:val="false"/>
+                <w:bCs w:val="false"/>
+                <w:i/>
+                <w:iCs/>
+                <w:color w:val="64748B"/>
+                <w:sz w:val="20"/>
+                <w:szCs w:val="20"/>
+              </w:rPr>
+              <w:t xml:space="preserve">Click 'Export period CSV' to get the quantity acceptance sheet (opens in Excel) to submit to the investor.</w:t>
+            </w:r>
+          </w:p>
+        </w:tc>
+      </w:tr>
+      <w:tr>
+        <w:tc>
+          <w:tcPr>
+            <w:tcW w:type="dxa" w:w="4680"/>
+            <w:tcMar>
+              <w:top w:type="dxa" w:w="60"/>
+              <w:left w:type="dxa" w:w="120"/>
+              <w:bottom w:type="dxa" w:w="60"/>
+              <w:right w:type="dxa" w:w="120"/>
+            </w:tcMar>
+          </w:tcPr>
+          <w:p>
+            <w:r>
+              <w:rPr>
+                <w:b w:val="false"/>
+                <w:bCs w:val="false"/>
+                <w:i w:val="false"/>
+                <w:iCs w:val="false"/>
+                <w:color w:val="1E293B"/>
+                <w:sz w:val="20"/>
+                <w:szCs w:val="20"/>
+              </w:rPr>
+              <w:t xml:space="preserve">Đường cong S so sánh kế hoạch với thực hiện theo % giá trị; phần mềm tự đối chiếu tổng BOQ với giá trị hợp đồng và báo đỏ khi vượt khối lượng.</w:t>
+            </w:r>
+          </w:p>
+        </w:tc>
+        <w:tc>
+          <w:tcPr>
+            <w:tcW w:type="dxa" w:w="4680"/>
+            <w:tcMar>
+              <w:top w:type="dxa" w:w="60"/>
+              <w:left w:type="dxa" w:w="120"/>
+              <w:bottom w:type="dxa" w:w="60"/>
+              <w:right w:type="dxa" w:w="120"/>
+            </w:tcMar>
+          </w:tcPr>
+          <w:p>
+            <w:r>
+              <w:rPr>
+                <w:b w:val="false"/>
+                <w:bCs w:val="false"/>
+                <w:i/>
+                <w:iCs/>
+                <w:color w:val="64748B"/>
+                <w:sz w:val="20"/>
+                <w:szCs w:val="20"/>
+              </w:rPr>
+              <w:t xml:space="preserve">The S-curve compares planned vs executed % of value; the app reconciles total BOQ against the contract value and flags overruns in red.</w:t>
+            </w:r>
+          </w:p>
+        </w:tc>
+      </w:tr>
+    </w:tbl>
+    <w:p>
+      <w:r>
+        <w:rPr>
+          <w:sz w:val="12"/>
+        </w:rPr>
+        <w:t xml:space="preserve"> </w:t>
+      </w:r>
+    </w:p>
+    <w:p>
+      <w:pPr>
+        <w:pStyle w:val="Heading1"/>
+      </w:pPr>
+      <w:r>
+        <w:rPr>
+          <w:b/>
+          <w:bCs/>
+          <w:color w:val="EA580C"/>
+          <w:sz w:val="30"/>
+          <w:szCs w:val="30"/>
+        </w:rPr>
+        <w:t xml:space="preserve">7. Giao việc – Trả về – Thùng rác – Email   7. Assign – Return – Trash – Email</w:t>
+      </w:r>
+    </w:p>
+    <w:tbl>
+      <w:tblPr>
+        <w:tblW w:type="dxa" w:w="9360"/>
+        <w:tblBorders>
+          <w:top w:val="single" w:color="E2E8F0" w:sz="4"/>
+          <w:left w:val="single" w:color="E2E8F0" w:sz="4"/>
+          <w:bottom w:val="single" w:color="E2E8F0" w:sz="4"/>
+          <w:right w:val="single" w:color="E2E8F0" w:sz="4"/>
+          <w:insideH w:val="single" w:color="E2E8F0" w:sz="4"/>
+          <w:insideV w:val="single" w:color="E2E8F0" w:sz="4"/>
+        </w:tblBorders>
+      </w:tblPr>
+      <w:tblGrid>
+        <w:gridCol w:w="4680"/>
+        <w:gridCol w:w="4680"/>
+      </w:tblGrid>
+      <w:tr>
+        <w:trPr>
+          <w:tblHeader/>
+        </w:trPr>
+        <w:tc>
+          <w:tcPr>
+            <w:tcW w:type="dxa" w:w="4680"/>
+            <w:shd w:fill="FFF7ED" w:color="auto" w:val="clear"/>
+            <w:tcMar>
+              <w:top w:type="dxa" w:w="60"/>
+              <w:left w:type="dxa" w:w="120"/>
+              <w:bottom w:type="dxa" w:w="60"/>
+              <w:right w:type="dxa" w:w="120"/>
+            </w:tcMar>
+          </w:tcPr>
+          <w:p>
+            <w:r>
+              <w:rPr>
+                <w:b/>
+                <w:bCs/>
+                <w:i w:val="false"/>
+                <w:iCs w:val="false"/>
+                <w:color w:val="EA580C"/>
+                <w:sz w:val="20"/>
+                <w:szCs w:val="20"/>
+              </w:rPr>
+              <w:t xml:space="preserve">Tiếng Việt</w:t>
+            </w:r>
+          </w:p>
+        </w:tc>
+        <w:tc>
+          <w:tcPr>
+            <w:tcW w:type="dxa" w:w="4680"/>
+            <w:shd w:fill="FFF7ED" w:color="auto" w:val="clear"/>
+            <w:tcMar>
+              <w:top w:type="dxa" w:w="60"/>
+              <w:left w:type="dxa" w:w="120"/>
+              <w:bottom w:type="dxa" w:w="60"/>
+              <w:right w:type="dxa" w:w="120"/>
+            </w:tcMar>
+          </w:tcPr>
+          <w:p>
+            <w:r>
+              <w:rPr>
+                <w:b/>
+                <w:bCs/>
+                <w:i w:val="false"/>
+                <w:iCs w:val="false"/>
+                <w:color w:val="EA580C"/>
+                <w:sz w:val="20"/>
+                <w:szCs w:val="20"/>
+              </w:rPr>
+              <w:t xml:space="preserve">English</w:t>
+            </w:r>
+          </w:p>
+        </w:tc>
+      </w:tr>
+      <w:tr>
+        <w:tc>
+          <w:tcPr>
+            <w:tcW w:type="dxa" w:w="4680"/>
+            <w:tcMar>
+              <w:top w:type="dxa" w:w="60"/>
+              <w:left w:type="dxa" w:w="120"/>
+              <w:bottom w:type="dxa" w:w="60"/>
+              <w:right w:type="dxa" w:w="120"/>
+            </w:tcMar>
+          </w:tcPr>
+          <w:p>
+            <w:r>
+              <w:rPr>
+                <w:b w:val="false"/>
+                <w:bCs w:val="false"/>
+                <w:i w:val="false"/>
+                <w:iCs w:val="false"/>
+                <w:color w:val="1E293B"/>
+                <w:sz w:val="20"/>
+                <w:szCs w:val="20"/>
+              </w:rPr>
+              <w:t xml:space="preserve">Người duyệt có nút 'Trả về' bên cạnh nút Duyệt — bắt buộc ghi lý do. Việc quay về 'Đang làm', lý do hiện trong bình luận và lịch sử.</w:t>
+            </w:r>
+          </w:p>
+        </w:tc>
+        <w:tc>
+          <w:tcPr>
+            <w:tcW w:type="dxa" w:w="4680"/>
+            <w:tcMar>
+              <w:top w:type="dxa" w:w="60"/>
+              <w:left w:type="dxa" w:w="120"/>
+              <w:bottom w:type="dxa" w:w="60"/>
+              <w:right w:type="dxa" w:w="120"/>
+            </w:tcMar>
+          </w:tcPr>
+          <w:p>
+            <w:r>
+              <w:rPr>
+                <w:b w:val="false"/>
+                <w:bCs w:val="false"/>
+                <w:i/>
+                <w:iCs/>
+                <w:color w:val="64748B"/>
+                <w:sz w:val="20"/>
+                <w:szCs w:val="20"/>
+              </w:rPr>
+              <w:t xml:space="preserve">Approvers have a 'Return' button next to Approve — a reason is required. The task goes back to 'In progress'; the reason appears in comments and history.</w:t>
+            </w:r>
+          </w:p>
+        </w:tc>
+      </w:tr>
+      <w:tr>
+        <w:tc>
+          <w:tcPr>
+            <w:tcW w:type="dxa" w:w="4680"/>
+            <w:tcMar>
+              <w:top w:type="dxa" w:w="60"/>
+              <w:left w:type="dxa" w:w="120"/>
+              <w:bottom w:type="dxa" w:w="60"/>
+              <w:right w:type="dxa" w:w="120"/>
+            </w:tcMar>
+          </w:tcPr>
+          <w:p>
+            <w:r>
+              <w:rPr>
+                <w:b w:val="false"/>
+                <w:bCs w:val="false"/>
+                <w:i w:val="false"/>
+                <w:iCs w:val="false"/>
+                <w:color w:val="1E293B"/>
+                <w:sz w:val="20"/>
+                <w:szCs w:val="20"/>
+              </w:rPr>
+              <w:t xml:space="preserve">Xóa nhầm công việc? Việc bị xóa nằm trong THÙNG RÁC 90 ngày và khôi phục được cùng bình luận, tệp đính kèm.</w:t>
+            </w:r>
+          </w:p>
+        </w:tc>
+        <w:tc>
+          <w:tcPr>
+            <w:tcW w:type="dxa" w:w="4680"/>
+            <w:tcMar>
+              <w:top w:type="dxa" w:w="60"/>
+              <w:left w:type="dxa" w:w="120"/>
+              <w:bottom w:type="dxa" w:w="60"/>
+              <w:right w:type="dxa" w:w="120"/>
+            </w:tcMar>
+          </w:tcPr>
+          <w:p>
+            <w:r>
+              <w:rPr>
+                <w:b w:val="false"/>
+                <w:bCs w:val="false"/>
+                <w:i/>
+                <w:iCs/>
+                <w:color w:val="64748B"/>
+                <w:sz w:val="20"/>
+                <w:szCs w:val="20"/>
+              </w:rPr>
+              <w:t xml:space="preserve">Deleted a task by mistake? It stays in the TRASH for 90 days and can be restored with its comments and attachments.</w:t>
+            </w:r>
+          </w:p>
+        </w:tc>
+      </w:tr>
+      <w:tr>
+        <w:tc>
+          <w:tcPr>
+            <w:tcW w:type="dxa" w:w="4680"/>
+            <w:tcMar>
+              <w:top w:type="dxa" w:w="60"/>
+              <w:left w:type="dxa" w:w="120"/>
+              <w:bottom w:type="dxa" w:w="60"/>
+              <w:right w:type="dxa" w:w="120"/>
+            </w:tcMar>
+          </w:tcPr>
+          <w:p>
+            <w:r>
+              <w:rPr>
+                <w:b w:val="false"/>
+                <w:bCs w:val="false"/>
+                <w:i w:val="false"/>
+                <w:iCs w:val="false"/>
+                <w:color w:val="1E293B"/>
+                <w:sz w:val="20"/>
+                <w:szCs w:val="20"/>
+              </w:rPr>
+              <w:t xml:space="preserve">Email tự động (khi đã cấu hình SMTP): được giao việc, việc bị trả về, và bản tin việc quá hạn gửi Chủ sở hữu/Lãnh đạo mỗi sáng.</w:t>
+            </w:r>
+          </w:p>
+        </w:tc>
+        <w:tc>
+          <w:tcPr>
+            <w:tcW w:type="dxa" w:w="4680"/>
+            <w:tcMar>
+              <w:top w:type="dxa" w:w="60"/>
+              <w:left w:type="dxa" w:w="120"/>
+              <w:bottom w:type="dxa" w:w="60"/>
+              <w:right w:type="dxa" w:w="120"/>
+            </w:tcMar>
+          </w:tcPr>
+          <w:p>
+            <w:r>
+              <w:rPr>
+                <w:b w:val="false"/>
+                <w:bCs w:val="false"/>
+                <w:i/>
+                <w:iCs/>
+                <w:color w:val="64748B"/>
+                <w:sz w:val="20"/>
+                <w:szCs w:val="20"/>
+              </w:rPr>
+              <w:t xml:space="preserve">Automatic emails (once SMTP is configured): task assigned, task returned, and a daily overdue digest to Owner/Leader each morning.</w:t>
+            </w:r>
+          </w:p>
+        </w:tc>
+      </w:tr>
+      <w:tr>
+        <w:tc>
+          <w:tcPr>
+            <w:tcW w:type="dxa" w:w="4680"/>
+            <w:tcMar>
+              <w:top w:type="dxa" w:w="60"/>
+              <w:left w:type="dxa" w:w="120"/>
+              <w:bottom w:type="dxa" w:w="60"/>
+              <w:right w:type="dxa" w:w="120"/>
+            </w:tcMar>
+          </w:tcPr>
+          <w:p>
+            <w:r>
+              <w:rPr>
+                <w:b w:val="false"/>
+                <w:bCs w:val="false"/>
+                <w:i w:val="false"/>
+                <w:iCs w:val="false"/>
+                <w:color w:val="1E293B"/>
+                <w:sz w:val="20"/>
+                <w:szCs w:val="20"/>
+              </w:rPr>
+              <w:t xml:space="preserve">Tạo dự án mới có MẪU SẴN: Thi công nhà phố, Fit-out văn phòng, Thiết kế nhà — chọn mẫu là có ngay khung công việc chuẩn ngành.</w:t>
+            </w:r>
+          </w:p>
+        </w:tc>
+        <w:tc>
+          <w:tcPr>
+            <w:tcW w:type="dxa" w:w="4680"/>
+            <w:tcMar>
+              <w:top w:type="dxa" w:w="60"/>
+              <w:left w:type="dxa" w:w="120"/>
+              <w:bottom w:type="dxa" w:w="60"/>
+              <w:right w:type="dxa" w:w="120"/>
+            </w:tcMar>
+          </w:tcPr>
+          <w:p>
+            <w:r>
+              <w:rPr>
+                <w:b w:val="false"/>
+                <w:bCs w:val="false"/>
+                <w:i/>
+                <w:iCs/>
+                <w:color w:val="64748B"/>
+                <w:sz w:val="20"/>
+                <w:szCs w:val="20"/>
+              </w:rPr>
+              <w:t xml:space="preserve">New projects can start from BUILT-IN TEMPLATES: townhouse construction, office fit-out, house design — each gives a ready set of standard tasks.</w:t>
+            </w:r>
+          </w:p>
+        </w:tc>
+      </w:tr>
+    </w:tbl>
+    <w:p>
+      <w:r>
+        <w:rPr>
+          <w:sz w:val="12"/>
+        </w:rPr>
+        <w:t xml:space="preserve"> </w:t>
+      </w:r>
+    </w:p>
+    <w:p>
+      <w:pPr>
+        <w:pStyle w:val="Heading1"/>
+      </w:pPr>
+      <w:r>
+        <w:rPr>
+          <w:b/>
+          <w:bCs/>
+          <w:color w:val="EA580C"/>
+          <w:sz w:val="30"/>
+          <w:szCs w:val="30"/>
+        </w:rPr>
+        <w:t xml:space="preserve">8. Quyền xem tệp &amp; sửa dữ liệu   8. File-view &amp; edit permissions</w:t>
+      </w:r>
+    </w:p>
+    <w:tbl>
+      <w:tblPr>
+        <w:tblW w:type="dxa" w:w="9360"/>
+        <w:tblBorders>
+          <w:top w:val="single" w:color="E2E8F0" w:sz="4"/>
+          <w:left w:val="single" w:color="E2E8F0" w:sz="4"/>
+          <w:bottom w:val="single" w:color="E2E8F0" w:sz="4"/>
+          <w:right w:val="single" w:color="E2E8F0" w:sz="4"/>
+          <w:insideH w:val="single" w:color="E2E8F0" w:sz="4"/>
+          <w:insideV w:val="single" w:color="E2E8F0" w:sz="4"/>
+        </w:tblBorders>
+      </w:tblPr>
+      <w:tblGrid>
+        <w:gridCol w:w="4680"/>
+        <w:gridCol w:w="4680"/>
+      </w:tblGrid>
+      <w:tr>
+        <w:trPr>
+          <w:tblHeader/>
+        </w:trPr>
+        <w:tc>
+          <w:tcPr>
+            <w:tcW w:type="dxa" w:w="4680"/>
+            <w:shd w:fill="FFF7ED" w:color="auto" w:val="clear"/>
+            <w:tcMar>
+              <w:top w:type="dxa" w:w="60"/>
+              <w:left w:type="dxa" w:w="120"/>
+              <w:bottom w:type="dxa" w:w="60"/>
+              <w:right w:type="dxa" w:w="120"/>
+            </w:tcMar>
+          </w:tcPr>
+          <w:p>
+            <w:r>
+              <w:rPr>
+                <w:b/>
+                <w:bCs/>
+                <w:i w:val="false"/>
+                <w:iCs w:val="false"/>
+                <w:color w:val="EA580C"/>
+                <w:sz w:val="20"/>
+                <w:szCs w:val="20"/>
+              </w:rPr>
+              <w:t xml:space="preserve">Tiếng Việt</w:t>
+            </w:r>
+          </w:p>
+        </w:tc>
+        <w:tc>
+          <w:tcPr>
+            <w:tcW w:type="dxa" w:w="4680"/>
+            <w:shd w:fill="FFF7ED" w:color="auto" w:val="clear"/>
+            <w:tcMar>
+              <w:top w:type="dxa" w:w="60"/>
+              <w:left w:type="dxa" w:w="120"/>
+              <w:bottom w:type="dxa" w:w="60"/>
+              <w:right w:type="dxa" w:w="120"/>
+            </w:tcMar>
+          </w:tcPr>
+          <w:p>
+            <w:r>
+              <w:rPr>
+                <w:b/>
+                <w:bCs/>
+                <w:i w:val="false"/>
+                <w:iCs w:val="false"/>
+                <w:color w:val="EA580C"/>
+                <w:sz w:val="20"/>
+                <w:szCs w:val="20"/>
+              </w:rPr>
+              <w:t xml:space="preserve">English</w:t>
+            </w:r>
+          </w:p>
+        </w:tc>
+      </w:tr>
+      <w:tr>
+        <w:tc>
+          <w:tcPr>
+            <w:tcW w:type="dxa" w:w="4680"/>
+            <w:tcMar>
+              <w:top w:type="dxa" w:w="60"/>
+              <w:left w:type="dxa" w:w="120"/>
+              <w:bottom w:type="dxa" w:w="60"/>
+              <w:right w:type="dxa" w:w="120"/>
+            </w:tcMar>
+          </w:tcPr>
+          <w:p>
+            <w:r>
+              <w:rPr>
+                <w:b w:val="false"/>
+                <w:bCs w:val="false"/>
+                <w:i w:val="false"/>
+                <w:iCs w:val="false"/>
+                <w:color w:val="1E293B"/>
+                <w:sz w:val="20"/>
+                <w:szCs w:val="20"/>
+              </w:rPr>
+              <w:t xml:space="preserve">Tệp đính kèm, biên bản và ảnh nhật ký của một dự án chỉ những người sau xem được: Chủ sở hữu, Lãnh đạo, Teamlead, người được chỉ định ghi nhật ký, và người CÓ VIỆC ĐƯỢC GIAO trong dự án đó.</w:t>
+            </w:r>
+          </w:p>
+        </w:tc>
+        <w:tc>
+          <w:tcPr>
+            <w:tcW w:type="dxa" w:w="4680"/>
+            <w:tcMar>
+              <w:top w:type="dxa" w:w="60"/>
+              <w:left w:type="dxa" w:w="120"/>
+              <w:bottom w:type="dxa" w:w="60"/>
+              <w:right w:type="dxa" w:w="120"/>
+            </w:tcMar>
+          </w:tcPr>
+          <w:p>
+            <w:r>
+              <w:rPr>
+                <w:b w:val="false"/>
+                <w:bCs w:val="false"/>
+                <w:i/>
+                <w:iCs/>
+                <w:color w:val="64748B"/>
+                <w:sz w:val="20"/>
+                <w:szCs w:val="20"/>
+              </w:rPr>
+              <w:t xml:space="preserve">A project's attachments, records and site-log photos are visible only to: Owner, Leader, Teamlead, designated site loggers, and anyone ASSIGNED A TASK in that project.</w:t>
+            </w:r>
+          </w:p>
+        </w:tc>
+      </w:tr>
+      <w:tr>
+        <w:tc>
+          <w:tcPr>
+            <w:tcW w:type="dxa" w:w="4680"/>
+            <w:tcMar>
+              <w:top w:type="dxa" w:w="60"/>
+              <w:left w:type="dxa" w:w="120"/>
+              <w:bottom w:type="dxa" w:w="60"/>
+              <w:right w:type="dxa" w:w="120"/>
+            </w:tcMar>
+          </w:tcPr>
+          <w:p>
+            <w:r>
+              <w:rPr>
+                <w:b w:val="false"/>
+                <w:bCs w:val="false"/>
+                <w:i w:val="false"/>
+                <w:iCs w:val="false"/>
+                <w:color w:val="1E293B"/>
+                <w:sz w:val="20"/>
+                <w:szCs w:val="20"/>
+              </w:rPr>
+              <w:t xml:space="preserve">Ai kêu 'không thấy biên bản': giao cho họ một việc trong dự án là thấy ngay. Muốn mở lại như cũ: Cài đặt → tắt 'Chỉ người trong dự án xem được tệp / biên bản / nhật ký'.</w:t>
+            </w:r>
+          </w:p>
+        </w:tc>
+        <w:tc>
+          <w:tcPr>
+            <w:tcW w:type="dxa" w:w="4680"/>
+            <w:tcMar>
+              <w:top w:type="dxa" w:w="60"/>
+              <w:left w:type="dxa" w:w="120"/>
+              <w:bottom w:type="dxa" w:w="60"/>
+              <w:right w:type="dxa" w:w="120"/>
+            </w:tcMar>
+          </w:tcPr>
+          <w:p>
+            <w:r>
+              <w:rPr>
+                <w:b w:val="false"/>
+                <w:bCs w:val="false"/>
+                <w:i/>
+                <w:iCs/>
+                <w:color w:val="64748B"/>
+                <w:sz w:val="20"/>
+                <w:szCs w:val="20"/>
+              </w:rPr>
+              <w:t xml:space="preserve">If someone 'cannot see the records': assign them a task in that project. To revert to open access: Settings → turn off 'Only project members can view files / records / logs'.</w:t>
+            </w:r>
+          </w:p>
+        </w:tc>
+      </w:tr>
+      <w:tr>
+        <w:tc>
+          <w:tcPr>
+            <w:tcW w:type="dxa" w:w="4680"/>
+            <w:tcMar>
+              <w:top w:type="dxa" w:w="60"/>
+              <w:left w:type="dxa" w:w="120"/>
+              <w:bottom w:type="dxa" w:w="60"/>
+              <w:right w:type="dxa" w:w="120"/>
+            </w:tcMar>
+          </w:tcPr>
+          <w:p>
+            <w:r>
+              <w:rPr>
+                <w:b w:val="false"/>
+                <w:bCs w:val="false"/>
+                <w:i w:val="false"/>
+                <w:iCs w:val="false"/>
+                <w:color w:val="1E293B"/>
+                <w:sz w:val="20"/>
+                <w:szCs w:val="20"/>
+              </w:rPr>
+              <w:t xml:space="preserve">Người KHÔNG có quyền 'Giao việc' chỉ sửa được tiến độ việc của chính mình và viết bình luận; không sửa được tên, hạn, người nhận việc của người khác.</w:t>
+            </w:r>
+          </w:p>
+        </w:tc>
+        <w:tc>
+          <w:tcPr>
+            <w:tcW w:type="dxa" w:w="4680"/>
+            <w:tcMar>
+              <w:top w:type="dxa" w:w="60"/>
+              <w:left w:type="dxa" w:w="120"/>
+              <w:bottom w:type="dxa" w:w="60"/>
+              <w:right w:type="dxa" w:w="120"/>
+            </w:tcMar>
+          </w:tcPr>
+          <w:p>
+            <w:r>
+              <w:rPr>
+                <w:b w:val="false"/>
+                <w:bCs w:val="false"/>
+                <w:i/>
+                <w:iCs/>
+                <w:color w:val="64748B"/>
+                <w:sz w:val="20"/>
+                <w:szCs w:val="20"/>
+              </w:rPr>
+              <w:t xml:space="preserve">Users WITHOUT the 'Assign' permission may only update progress on their own tasks and write comments; they cannot change other people's task titles, deadlines or assignees.</w:t>
+            </w:r>
+          </w:p>
+        </w:tc>
+      </w:tr>
+      <w:tr>
+        <w:tc>
+          <w:tcPr>
+            <w:tcW w:type="dxa" w:w="4680"/>
+            <w:tcMar>
+              <w:top w:type="dxa" w:w="60"/>
+              <w:left w:type="dxa" w:w="120"/>
+              <w:bottom w:type="dxa" w:w="60"/>
+              <w:right w:type="dxa" w:w="120"/>
+            </w:tcMar>
+          </w:tcPr>
+          <w:p>
+            <w:r>
+              <w:rPr>
+                <w:b w:val="false"/>
+                <w:bCs w:val="false"/>
+                <w:i w:val="false"/>
+                <w:iCs w:val="false"/>
+                <w:color w:val="1E293B"/>
+                <w:sz w:val="20"/>
+                <w:szCs w:val="20"/>
+              </w:rPr>
+              <w:t xml:space="preserve">Chi phí: nếu hai người cùng sửa, người lưu sau được báo tải lại — số liệu của người trước không bị mất.</w:t>
+            </w:r>
+          </w:p>
+        </w:tc>
+        <w:tc>
+          <w:tcPr>
+            <w:tcW w:type="dxa" w:w="4680"/>
+            <w:tcMar>
+              <w:top w:type="dxa" w:w="60"/>
+              <w:left w:type="dxa" w:w="120"/>
+              <w:bottom w:type="dxa" w:w="60"/>
+              <w:right w:type="dxa" w:w="120"/>
+            </w:tcMar>
+          </w:tcPr>
+          <w:p>
+            <w:r>
+              <w:rPr>
+                <w:b w:val="false"/>
+                <w:bCs w:val="false"/>
+                <w:i/>
+                <w:iCs/>
+                <w:color w:val="64748B"/>
+                <w:sz w:val="20"/>
+                <w:szCs w:val="20"/>
+              </w:rPr>
+              <w:t xml:space="preserve">Finance: if two people edit at once, the later save is asked to reload — the earlier person's figures are never lost.</w:t>
+            </w:r>
+          </w:p>
+        </w:tc>
+      </w:tr>
+    </w:tbl>
+    <w:p>
+      <w:r>
+        <w:rPr>
+          <w:sz w:val="12"/>
+        </w:rPr>
+        <w:t xml:space="preserve"> </w:t>
+      </w:r>
+    </w:p>
+    <w:p>
+      <w:pPr>
+        <w:pStyle w:val="Heading1"/>
+      </w:pPr>
+      <w:r>
+        <w:rPr>
+          <w:b/>
+          <w:bCs/>
+          <w:color w:val="EA580C"/>
+          <w:sz w:val="30"/>
+          <w:szCs w:val="30"/>
+        </w:rPr>
+        <w:t xml:space="preserve">9. Vận hành: HTTPS, sao lưu, sự cố   9. Operations: HTTPS, backup, incidents</w:t>
+      </w:r>
+    </w:p>
+    <w:tbl>
+      <w:tblPr>
+        <w:tblW w:type="dxa" w:w="9360"/>
+        <w:tblBorders>
+          <w:top w:val="single" w:color="E2E8F0" w:sz="4"/>
+          <w:left w:val="single" w:color="E2E8F0" w:sz="4"/>
+          <w:bottom w:val="single" w:color="E2E8F0" w:sz="4"/>
+          <w:right w:val="single" w:color="E2E8F0" w:sz="4"/>
+          <w:insideH w:val="single" w:color="E2E8F0" w:sz="4"/>
+          <w:insideV w:val="single" w:color="E2E8F0" w:sz="4"/>
+        </w:tblBorders>
+      </w:tblPr>
+      <w:tblGrid>
+        <w:gridCol w:w="4680"/>
+        <w:gridCol w:w="4680"/>
+      </w:tblGrid>
+      <w:tr>
+        <w:trPr>
+          <w:tblHeader/>
+        </w:trPr>
+        <w:tc>
+          <w:tcPr>
+            <w:tcW w:type="dxa" w:w="4680"/>
+            <w:shd w:fill="FFF7ED" w:color="auto" w:val="clear"/>
+            <w:tcMar>
+              <w:top w:type="dxa" w:w="60"/>
+              <w:left w:type="dxa" w:w="120"/>
+              <w:bottom w:type="dxa" w:w="60"/>
+              <w:right w:type="dxa" w:w="120"/>
+            </w:tcMar>
+          </w:tcPr>
+          <w:p>
+            <w:r>
+              <w:rPr>
+                <w:b/>
+                <w:bCs/>
+                <w:i w:val="false"/>
+                <w:iCs w:val="false"/>
+                <w:color w:val="EA580C"/>
+                <w:sz w:val="20"/>
+                <w:szCs w:val="20"/>
+              </w:rPr>
+              <w:t xml:space="preserve">Tiếng Việt</w:t>
+            </w:r>
+          </w:p>
+        </w:tc>
+        <w:tc>
+          <w:tcPr>
+            <w:tcW w:type="dxa" w:w="4680"/>
+            <w:shd w:fill="FFF7ED" w:color="auto" w:val="clear"/>
+            <w:tcMar>
+              <w:top w:type="dxa" w:w="60"/>
+              <w:left w:type="dxa" w:w="120"/>
+              <w:bottom w:type="dxa" w:w="60"/>
+              <w:right w:type="dxa" w:w="120"/>
+            </w:tcMar>
+          </w:tcPr>
+          <w:p>
+            <w:r>
+              <w:rPr>
+                <w:b/>
+                <w:bCs/>
+                <w:i w:val="false"/>
+                <w:iCs w:val="false"/>
+                <w:color w:val="EA580C"/>
+                <w:sz w:val="20"/>
+                <w:szCs w:val="20"/>
+              </w:rPr>
+              <w:t xml:space="preserve">English</w:t>
+            </w:r>
+          </w:p>
+        </w:tc>
+      </w:tr>
+      <w:tr>
+        <w:tc>
+          <w:tcPr>
+            <w:tcW w:type="dxa" w:w="4680"/>
+            <w:tcMar>
+              <w:top w:type="dxa" w:w="60"/>
+              <w:left w:type="dxa" w:w="120"/>
+              <w:bottom w:type="dxa" w:w="60"/>
+              <w:right w:type="dxa" w:w="120"/>
+            </w:tcMar>
+          </w:tcPr>
+          <w:p>
+            <w:r>
+              <w:rPr>
+                <w:b w:val="false"/>
+                <w:bCs w:val="false"/>
+                <w:i w:val="false"/>
+                <w:iCs w:val="false"/>
+                <w:color w:val="1E293B"/>
+                <w:sz w:val="20"/>
+                <w:szCs w:val="20"/>
+              </w:rPr>
+              <w:t xml:space="preserve">Bản chạy nội bộ có thể bật HTTPS trong 2 phút: bấm đúp 'Tạo chứng chỉ HTTPS (Windows).bat' rồi khởi động lại. Địa chỉ đổi thành https://...</w:t>
+            </w:r>
+          </w:p>
+        </w:tc>
+        <w:tc>
+          <w:tcPr>
+            <w:tcW w:type="dxa" w:w="4680"/>
+            <w:tcMar>
+              <w:top w:type="dxa" w:w="60"/>
+              <w:left w:type="dxa" w:w="120"/>
+              <w:bottom w:type="dxa" w:w="60"/>
+              <w:right w:type="dxa" w:w="120"/>
+            </w:tcMar>
+          </w:tcPr>
+          <w:p>
+            <w:r>
+              <w:rPr>
+                <w:b w:val="false"/>
+                <w:bCs w:val="false"/>
+                <w:i/>
+                <w:iCs/>
+                <w:color w:val="64748B"/>
+                <w:sz w:val="20"/>
+                <w:szCs w:val="20"/>
+              </w:rPr>
+              <w:t xml:space="preserve">The local edition can enable HTTPS in 2 minutes: double-click 'Tạo chứng chỉ HTTPS (Windows).bat' and restart. The address becomes https://...</w:t>
+            </w:r>
+          </w:p>
+        </w:tc>
+      </w:tr>
+      <w:tr>
+        <w:tc>
+          <w:tcPr>
+            <w:tcW w:type="dxa" w:w="4680"/>
+            <w:tcMar>
+              <w:top w:type="dxa" w:w="60"/>
+              <w:left w:type="dxa" w:w="120"/>
+              <w:bottom w:type="dxa" w:w="60"/>
+              <w:right w:type="dxa" w:w="120"/>
+            </w:tcMar>
+          </w:tcPr>
+          <w:p>
+            <w:r>
+              <w:rPr>
+                <w:b w:val="false"/>
+                <w:bCs w:val="false"/>
+                <w:i w:val="false"/>
+                <w:iCs w:val="false"/>
+                <w:color w:val="1E293B"/>
+                <w:sz w:val="20"/>
+                <w:szCs w:val="20"/>
+              </w:rPr>
+              <w:t xml:space="preserve">Phần mềm tự sao lưu dữ liệu MỖI NGÀY vào thư mục data/snapshots (giữ 14 ngày gần nhất), ngoài email sao lưu hằng tuần.</w:t>
+            </w:r>
+          </w:p>
+        </w:tc>
+        <w:tc>
+          <w:tcPr>
+            <w:tcW w:type="dxa" w:w="4680"/>
+            <w:tcMar>
+              <w:top w:type="dxa" w:w="60"/>
+              <w:left w:type="dxa" w:w="120"/>
+              <w:bottom w:type="dxa" w:w="60"/>
+              <w:right w:type="dxa" w:w="120"/>
+            </w:tcMar>
+          </w:tcPr>
+          <w:p>
+            <w:r>
+              <w:rPr>
+                <w:b w:val="false"/>
+                <w:bCs w:val="false"/>
+                <w:i/>
+                <w:iCs/>
+                <w:color w:val="64748B"/>
+                <w:sz w:val="20"/>
+                <w:szCs w:val="20"/>
+              </w:rPr>
+              <w:t xml:space="preserve">The app snapshots data DAILY into data/snapshots (keeping the last 14 days), in addition to the weekly email backup.</w:t>
+            </w:r>
+          </w:p>
+        </w:tc>
+      </w:tr>
+      <w:tr>
+        <w:tc>
+          <w:tcPr>
+            <w:tcW w:type="dxa" w:w="4680"/>
+            <w:tcMar>
+              <w:top w:type="dxa" w:w="60"/>
+              <w:left w:type="dxa" w:w="120"/>
+              <w:bottom w:type="dxa" w:w="60"/>
+              <w:right w:type="dxa" w:w="120"/>
+            </w:tcMar>
+          </w:tcPr>
+          <w:p>
+            <w:r>
+              <w:rPr>
+                <w:b w:val="false"/>
+                <w:bCs w:val="false"/>
+                <w:i w:val="false"/>
+                <w:iCs w:val="false"/>
+                <w:color w:val="1E293B"/>
+                <w:sz w:val="20"/>
+                <w:szCs w:val="20"/>
+              </w:rPr>
+              <w:t xml:space="preserve">Gặp sự cố (không mở được, quên mật khẩu, trùng cổng, hết hạn giấy phép): xem file 'VẬN HÀNH &amp; SỰ CỐ.txt' đi kèm.</w:t>
+            </w:r>
+          </w:p>
+        </w:tc>
+        <w:tc>
+          <w:tcPr>
+            <w:tcW w:type="dxa" w:w="4680"/>
+            <w:tcMar>
+              <w:top w:type="dxa" w:w="60"/>
+              <w:left w:type="dxa" w:w="120"/>
+              <w:bottom w:type="dxa" w:w="60"/>
+              <w:right w:type="dxa" w:w="120"/>
+            </w:tcMar>
+          </w:tcPr>
+          <w:p>
+            <w:r>
+              <w:rPr>
+                <w:b w:val="false"/>
+                <w:bCs w:val="false"/>
+                <w:i/>
+                <w:iCs/>
+                <w:color w:val="64748B"/>
+                <w:sz w:val="20"/>
+                <w:szCs w:val="20"/>
+              </w:rPr>
+              <w:t xml:space="preserve">For incidents (cannot open, forgotten password, port conflict, expired licence): see the included 'VẬN HÀNH &amp; SỰ CỐ.txt'.</w:t>
+            </w:r>
+          </w:p>
+        </w:tc>
+      </w:tr>
+    </w:tbl>
+    <w:p>
+      <w:r>
+        <w:rPr>
+          <w:sz w:val="12"/>
+        </w:rPr>
+        <w:t xml:space="preserve"> </w:t>
+      </w:r>
+    </w:p>
+    <w:p>
+      <w:r>
+        <w:rPr>
+          <w:i/>
+          <w:iCs/>
+          <w:color w:val="64748B"/>
+          <w:sz w:val="20"/>
+          <w:szCs w:val="20"/>
+        </w:rPr>
+        <w:t xml:space="preserve">Cập nhật cho bản 3.12 (17/08/2026) — Updated for version 3.12 (17 Aug 2026)</w:t>
+      </w:r>
+    </w:p>
     <w:sectPr>
       <w:pgSz w:w="11906" w:h="16838" w:orient="portrait"/>
       <w:pgMar w:top="1000" w:right="1080" w:bottom="1000" w:left="1080" w:header="708" w:footer="708" w:gutter="0"/>

--- a/Trạm Dự Án - Hướng dẫn sử dụng theo bộ phận (song ngữ).docx
+++ b/Trạm Dự Án - Hướng dẫn sử dụng theo bộ phận (song ngữ).docx
@@ -1384,32 +1384,32 @@
                 <w:sz w:val="20"/>
                 <w:szCs w:val="20"/>
               </w:rPr>
-              <w:t xml:space="preserve">Vào Cài đặt để: bật/tắt mô-đun tính năng, quản lý thành viên, cấu hình email sao lưu/SMTP, gia hạn giấy phép.</w:t>
-            </w:r>
-          </w:p>
-        </w:tc>
-        <w:tc>
-          <w:tcPr>
-            <w:tcW w:type="dxa" w:w="4680"/>
-            <w:tcMar>
-              <w:top w:type="dxa" w:w="60"/>
-              <w:left w:type="dxa" w:w="120"/>
-              <w:bottom w:type="dxa" w:w="60"/>
-              <w:right w:type="dxa" w:w="120"/>
-            </w:tcMar>
-          </w:tcPr>
-          <w:p>
-            <w:r>
-              <w:rPr>
-                <w:b w:val="false"/>
-                <w:bCs w:val="false"/>
-                <w:i/>
-                <w:iCs/>
-                <w:color w:val="64748B"/>
-                <w:sz w:val="20"/>
-                <w:szCs w:val="20"/>
-              </w:rPr>
-              <w:t xml:space="preserve">Open Settings to: toggle feature modules, manage members, configure backup email/SMTP, renew the license.</w:t>
+              <w:t xml:space="preserve">Vào Cài đặt để: bật/tắt mô-đun tính năng, quản lý thành viên, cấu hình email sao lưu/SMTP.</w:t>
+            </w:r>
+          </w:p>
+        </w:tc>
+        <w:tc>
+          <w:tcPr>
+            <w:tcW w:type="dxa" w:w="4680"/>
+            <w:tcMar>
+              <w:top w:type="dxa" w:w="60"/>
+              <w:left w:type="dxa" w:w="120"/>
+              <w:bottom w:type="dxa" w:w="60"/>
+              <w:right w:type="dxa" w:w="120"/>
+            </w:tcMar>
+          </w:tcPr>
+          <w:p>
+            <w:r>
+              <w:rPr>
+                <w:b w:val="false"/>
+                <w:bCs w:val="false"/>
+                <w:i/>
+                <w:iCs/>
+                <w:color w:val="64748B"/>
+                <w:sz w:val="20"/>
+                <w:szCs w:val="20"/>
+              </w:rPr>
+              <w:t xml:space="preserve">Open Settings to: toggle feature modules, manage members, configure backup email/SMTP.</w:t>
             </w:r>
           </w:p>
         </w:tc>
@@ -5693,32 +5693,32 @@
                 <w:sz w:val="20"/>
                 <w:szCs w:val="20"/>
               </w:rPr>
-              <w:t xml:space="preserve">Gặp sự cố (không mở được, quên mật khẩu, trùng cổng, hết hạn giấy phép): xem file 'VẬN HÀNH &amp; SỰ CỐ.txt' đi kèm.</w:t>
-            </w:r>
-          </w:p>
-        </w:tc>
-        <w:tc>
-          <w:tcPr>
-            <w:tcW w:type="dxa" w:w="4680"/>
-            <w:tcMar>
-              <w:top w:type="dxa" w:w="60"/>
-              <w:left w:type="dxa" w:w="120"/>
-              <w:bottom w:type="dxa" w:w="60"/>
-              <w:right w:type="dxa" w:w="120"/>
-            </w:tcMar>
-          </w:tcPr>
-          <w:p>
-            <w:r>
-              <w:rPr>
-                <w:b w:val="false"/>
-                <w:bCs w:val="false"/>
-                <w:i/>
-                <w:iCs/>
-                <w:color w:val="64748B"/>
-                <w:sz w:val="20"/>
-                <w:szCs w:val="20"/>
-              </w:rPr>
-              <w:t xml:space="preserve">For incidents (cannot open, forgotten password, port conflict, expired licence): see the included 'VẬN HÀNH &amp; SỰ CỐ.txt'.</w:t>
+              <w:t xml:space="preserve">Gặp sự cố (không mở được, quên mật khẩu, trùng cổng, khôi phục dữ liệu): xem file 'VẬN HÀNH &amp; SỰ CỐ.txt' đi kèm.</w:t>
+            </w:r>
+          </w:p>
+        </w:tc>
+        <w:tc>
+          <w:tcPr>
+            <w:tcW w:type="dxa" w:w="4680"/>
+            <w:tcMar>
+              <w:top w:type="dxa" w:w="60"/>
+              <w:left w:type="dxa" w:w="120"/>
+              <w:bottom w:type="dxa" w:w="60"/>
+              <w:right w:type="dxa" w:w="120"/>
+            </w:tcMar>
+          </w:tcPr>
+          <w:p>
+            <w:r>
+              <w:rPr>
+                <w:b w:val="false"/>
+                <w:bCs w:val="false"/>
+                <w:i/>
+                <w:iCs/>
+                <w:color w:val="64748B"/>
+                <w:sz w:val="20"/>
+                <w:szCs w:val="20"/>
+              </w:rPr>
+              <w:t xml:space="preserve">For incidents (cannot open, forgotten password, port conflict, data restore): see the included 'VẬN HÀNH &amp; SỰ CỐ.txt'.</w:t>
             </w:r>
           </w:p>
         </w:tc>
